--- a/Documentation/Blackbook/5. acknowledgement.docx
+++ b/Documentation/Blackbook/5. acknowledgement.docx
@@ -13,8 +13,6 @@
           <w:szCs w:val="24"/>
         </w:rPr>
       </w:pPr>
-      <w:bookmarkStart w:id="0" w:name="_GoBack"/>
-      <w:bookmarkEnd w:id="0"/>
       <w:r>
         <w:rPr>
           <w:rFonts w:ascii="Cambria" w:hAnsi="Cambria" w:eastAsia="Cambria" w:cs="Cambria"/>
@@ -134,7 +132,18 @@
           <w:bCs/>
           <w:lang w:val="en-IN"/>
         </w:rPr>
-        <w:t>Prof. (Dr.) Santosh Deshmukh</w:t>
+        <w:t>Dr.</w:t>
+      </w:r>
+      <w:bookmarkStart w:id="0" w:name="_GoBack"/>
+      <w:bookmarkEnd w:id="0"/>
+      <w:r>
+        <w:rPr>
+          <w:rFonts w:hint="default"/>
+          <w:b/>
+          <w:bCs/>
+          <w:lang w:val="en-IN"/>
+        </w:rPr>
+        <w:t xml:space="preserve"> Santosh Deshmukh</w:t>
       </w:r>
       <w:r>
         <w:rPr>
